--- a/docs/MediCore_HMS_User_Manual_v1.1.docx
+++ b/docs/MediCore_HMS_User_Manual_v1.1.docx
@@ -81,7 +81,7 @@
           <w:sz w:val="24"/>
           <w:szCs w:val="24"/>
         </w:rPr>
-        <w:t xml:space="preserve">Describes application version 0.9 · Companion: Testing Report v1.0</w:t>
+        <w:t>Describes application version 0.9 · Companion: Testing Report v1.4</w:t>
       </w:r>
     </w:p>
     <w:p>

--- a/docs/MediCore_HMS_User_Manual_v1.1.docx
+++ b/docs/MediCore_HMS_User_Manual_v1.1.docx
@@ -94,7 +94,7 @@
           <w:sz w:val="24"/>
           <w:szCs w:val="24"/>
         </w:rPr>
-        <w:t xml:space="preserve">Prepared by: [Your Name]</w:t>
+        <w:t>Prepared by: Kelvin Addae Kwarteng  ·  Student ID 22427564</w:t>
       </w:r>
     </w:p>
     <w:p>
@@ -2347,7 +2347,7 @@
         <w:sz w:val="18"/>
         <w:szCs w:val="18"/>
       </w:rPr>
-      <w:t xml:space="preserve">MediCore HMS — User Manual v1.1  ·  Page </w:t>
+      <w:t xml:space="preserve">MediCore HMS — User Manual v1.1  ·  Kelvin Addae Kwarteng (22427564)  ·  Page </w:t>
     </w:r>
     <w:r>
       <w:rPr>

--- a/docs/MediCore_HMS_User_Manual_v1.1.docx
+++ b/docs/MediCore_HMS_User_Manual_v1.1.docx
@@ -81,7 +81,7 @@
           <w:sz w:val="24"/>
           <w:szCs w:val="24"/>
         </w:rPr>
-        <w:t>Describes application version 0.9 · Companion: Testing Report v1.4</w:t>
+        <w:t>Describes application version 0.9 · Companion: Testing Report v1.5</w:t>
       </w:r>
     </w:p>
     <w:p>

--- a/docs/MediCore_HMS_User_Manual_v1.1.docx
+++ b/docs/MediCore_HMS_User_Manual_v1.1.docx
@@ -81,7 +81,7 @@
           <w:sz w:val="24"/>
           <w:szCs w:val="24"/>
         </w:rPr>
-        <w:t>Describes application version 0.9 · Companion: Testing Report v1.5</w:t>
+        <w:t>Describes application version 0.9 · Companion: Testing Report v1.6</w:t>
       </w:r>
     </w:p>
     <w:p>
